--- a/docs/testing/05_Resultados_Smoke_Docker.docx
+++ b/docs/testing/05_Resultados_Smoke_Docker.docx
@@ -24414,7 +24414,7 @@
                 <w:sz w:val="19"/>
                 <w:szCs w:val="19"/>
               </w:rPr>
-              <w:t xml:space="preserve">APROBADA  ·  duración 0.8 s  ·  14/10/26, 12:51:44 a. m. (hora de Colombia)</w:t>
+              <w:t xml:space="preserve">APROBADA  ·  duración 0.3 s  ·  14/10/26, 1:45:31 a. m. (hora de Colombia)</w:t>
             </w:r>
           </w:p>
         </w:tc>
@@ -33125,6 +33125,30 @@
               <w:t xml:space="preserve">El job de backend publica el reporte lcov de cobertura</w:t>
             </w:r>
           </w:p>
+          <w:p>
+            <w:pPr>
+              <w:spacing w:after="30" w:line="264"/>
+            </w:pPr>
+            <w:r>
+              <w:rPr>
+                <w:rFonts w:ascii="Arial" w:cs="Arial" w:eastAsia="Arial" w:hAnsi="Arial"/>
+                <w:b/>
+                <w:bCs/>
+                <w:color w:val="1B5E20"/>
+                <w:sz w:val="19"/>
+                <w:szCs w:val="19"/>
+              </w:rPr>
+              <w:t xml:space="preserve">✓ </w:t>
+            </w:r>
+            <w:r>
+              <w:rPr>
+                <w:rFonts w:ascii="Arial" w:cs="Arial" w:eastAsia="Arial" w:hAnsi="Arial"/>
+                <w:sz w:val="19"/>
+                <w:szCs w:val="19"/>
+              </w:rPr>
+              <w:t xml:space="preserve">Si el servidor de SonarQube no responde, el análisis se omite con un aviso en lugar de fallar el pipeline</w:t>
+            </w:r>
+          </w:p>
         </w:tc>
       </w:tr>
       <w:tr>
@@ -33197,7 +33221,7 @@
                 <w:sz w:val="19"/>
                 <w:szCs w:val="19"/>
               </w:rPr>
-              <w:t xml:space="preserve">APROBADA  ·  duración 0.0 s  ·  14/10/26, 12:52:07 a. m. (hora de Colombia)</w:t>
+              <w:t xml:space="preserve">APROBADA  ·  duración 0.0 s  ·  14/10/26, 1:45:31 a. m. (hora de Colombia)</w:t>
             </w:r>
           </w:p>
         </w:tc>

--- a/docs/testing/05_Resultados_Smoke_Docker.docx
+++ b/docs/testing/05_Resultados_Smoke_Docker.docx
@@ -360,7 +360,7 @@
                 <w:sz w:val="19"/>
                 <w:szCs w:val="19"/>
               </w:rPr>
-              <w:t xml:space="preserve">14 de octubre de 2026, 12:48 a. m.</w:t>
+              <w:t xml:space="preserve">28 de octubre de 2026, 2:31 a. m.</w:t>
             </w:r>
           </w:p>
         </w:tc>
@@ -431,7 +431,7 @@
                 <w:sz w:val="19"/>
                 <w:szCs w:val="19"/>
               </w:rPr>
-              <w:t xml:space="preserve">rama sprint_4, commit d1ed711 (más 145 archivos con cambios sin commit)</w:t>
+              <w:t xml:space="preserve">rama cobertura-pruebas, commit 000f31c (más 58 archivos con cambios sin commit)</w:t>
             </w:r>
           </w:p>
         </w:tc>
@@ -502,7 +502,7 @@
                 <w:sz w:val="19"/>
                 <w:szCs w:val="19"/>
               </w:rPr>
-              <w:t xml:space="preserve">Regresión completa final (tras los merges de US-12, US-13 y US-21, SonarQube y OpenAPI). Automatizada con scripts (Jest, Playwright, cliente Socket.IO, scripts de shell) sobre el entorno Docker de pruebas</w:t>
+              <w:t xml:space="preserve">Ejecución completa desde cero. Automatizada con scripts (Jest, Playwright, cliente Socket.IO, scripts de shell) sobre el entorno Docker de pruebas</w:t>
             </w:r>
           </w:p>
         </w:tc>
@@ -1128,7 +1128,7 @@
                 <w:sz w:val="19"/>
                 <w:szCs w:val="19"/>
               </w:rPr>
-              <w:t xml:space="preserve">4.7 min</w:t>
+              <w:t xml:space="preserve">10.0 min</w:t>
             </w:r>
           </w:p>
         </w:tc>
@@ -2306,7 +2306,7 @@
                 <w:sz w:val="19"/>
                 <w:szCs w:val="19"/>
               </w:rPr>
-              <w:t xml:space="preserve">rama sprint_4 · commit d1ed711 (más 145 archivos con cambios sin commit) (+145 archivo(s) con cambios sin comitear)</w:t>
+              <w:t xml:space="preserve">rama cobertura-pruebas · commit 000f31c (más 58 archivos con cambios sin commit) (+58 archivo(s) con cambios sin comitear)</w:t>
             </w:r>
           </w:p>
         </w:tc>
@@ -2510,7 +2510,7 @@
                 <w:sz w:val="19"/>
                 <w:szCs w:val="19"/>
               </w:rPr>
-              <w:t xml:space="preserve">v22.23.3</w:t>
+              <w:t xml:space="preserve">v22.23.4</w:t>
             </w:r>
           </w:p>
         </w:tc>
@@ -2782,7 +2782,7 @@
                 <w:sz w:val="19"/>
                 <w:szCs w:val="19"/>
               </w:rPr>
-              <w:t xml:space="preserve">nginx/1.31.6</w:t>
+              <w:t xml:space="preserve">nginx/1.31.8</w:t>
             </w:r>
           </w:p>
         </w:tc>
@@ -5314,7 +5314,7 @@
                 <w:sz w:val="19"/>
                 <w:szCs w:val="19"/>
               </w:rPr>
-              <w:t xml:space="preserve">APROBADA  ·  duración 3.7 s  ·  14/10/26, 12:48:26 a. m. (hora de Colombia)</w:t>
+              <w:t xml:space="preserve">APROBADA  ·  duración 3.3 s  ·  28/10/26, 2:31:25 a. m. (hora de Colombia)</w:t>
             </w:r>
           </w:p>
         </w:tc>
@@ -6196,7 +6196,7 @@
                 <w:sz w:val="19"/>
                 <w:szCs w:val="19"/>
               </w:rPr>
-              <w:t xml:space="preserve">APROBADA  ·  duración 1.4 s  ·  14/10/26, 12:48:27 a. m. (hora de Colombia)</w:t>
+              <w:t xml:space="preserve">APROBADA  ·  duración 1.1 s  ·  28/10/26, 2:31:26 a. m. (hora de Colombia)</w:t>
             </w:r>
           </w:p>
         </w:tc>
@@ -7081,7 +7081,7 @@
                 <w:sz w:val="19"/>
                 <w:szCs w:val="19"/>
               </w:rPr>
-              <w:t xml:space="preserve">El build completo tarda menos de 10 minutos → 97.0 s</w:t>
+              <w:t xml:space="preserve">El build completo tarda menos de 10 minutos → 132.8 s</w:t>
             </w:r>
           </w:p>
           <w:p>
@@ -7105,7 +7105,7 @@
                 <w:sz w:val="19"/>
                 <w:szCs w:val="19"/>
               </w:rPr>
-              <w:t xml:space="preserve">Existen las imágenes backend y frontend → canchaya-qa-frontend 96.4MB · canchaya-qa-backend 301MB</w:t>
+              <w:t xml:space="preserve">Existen las imágenes backend y frontend → canchaya-qa-frontend 96.4MB · canchaya-qa-backend 302MB</w:t>
             </w:r>
           </w:p>
           <w:p>
@@ -7129,7 +7129,7 @@
                 <w:sz w:val="19"/>
                 <w:szCs w:val="19"/>
               </w:rPr>
-              <w:t xml:space="preserve">El backend usa Node 22 (LTS vigente) → v22.23.3</w:t>
+              <w:t xml:space="preserve">El backend usa Node 22 (LTS vigente) → v22.23.4</w:t>
             </w:r>
           </w:p>
         </w:tc>
@@ -7204,7 +7204,7 @@
                 <w:sz w:val="19"/>
                 <w:szCs w:val="19"/>
               </w:rPr>
-              <w:t xml:space="preserve">APROBADA  ·  duración 98.9 s  ·  14/10/26, 12:50:06 a. m. (hora de Colombia)</w:t>
+              <w:t xml:space="preserve">APROBADA  ·  duración 149.8 s  ·  28/10/26, 2:33:56 a. m. (hora de Colombia)</w:t>
             </w:r>
           </w:p>
         </w:tc>
@@ -7269,7 +7269,7 @@
                 <w:sz w:val="15"/>
                 <w:szCs w:val="15"/>
               </w:rPr>
-              <w:t xml:space="preserve">#26 naming to docker.io/library/canchaya-qa-frontend:latest</w:t>
+              <w:t xml:space="preserve">#27 naming to docker.io/library/canchaya-qa-frontend:latest</w:t>
             </w:r>
           </w:p>
           <w:p>
@@ -7282,7 +7282,7 @@
                 <w:sz w:val="15"/>
                 <w:szCs w:val="15"/>
               </w:rPr>
-              <w:t xml:space="preserve">#26 naming to docker.io/library/canchaya-qa-frontend:latest 0.0s done</w:t>
+              <w:t xml:space="preserve">#27 naming to docker.io/library/canchaya-qa-frontend:latest 0.2s done</w:t>
             </w:r>
           </w:p>
           <w:p>
@@ -7295,7 +7295,7 @@
                 <w:sz w:val="15"/>
                 <w:szCs w:val="15"/>
               </w:rPr>
-              <w:t xml:space="preserve">#26 unpacking to docker.io/library/canchaya-qa-frontend:latest</w:t>
+              <w:t xml:space="preserve">#27 unpacking to docker.io/library/canchaya-qa-frontend:latest</w:t>
             </w:r>
           </w:p>
           <w:p>
@@ -7308,7 +7308,7 @@
                 <w:sz w:val="15"/>
                 <w:szCs w:val="15"/>
               </w:rPr>
-              <w:t xml:space="preserve">#26 unpacking to docker.io/library/canchaya-qa-frontend:latest 0.4s done</w:t>
+              <w:t xml:space="preserve">#27 unpacking to docker.io/library/canchaya-qa-frontend:latest 1.4s done</w:t>
             </w:r>
           </w:p>
           <w:p>
@@ -7321,7 +7321,7 @@
                 <w:sz w:val="15"/>
                 <w:szCs w:val="15"/>
               </w:rPr>
-              <w:t xml:space="preserve">#26 DONE 2.8s</w:t>
+              <w:t xml:space="preserve">#27 DONE 8.5s</w:t>
             </w:r>
           </w:p>
           <w:p>
@@ -7360,7 +7360,7 @@
                 <w:sz w:val="15"/>
                 <w:szCs w:val="15"/>
               </w:rPr>
-              <w:t xml:space="preserve">#28 DONE 0.1s</w:t>
+              <w:t xml:space="preserve">#28 DONE 0.4s</w:t>
             </w:r>
           </w:p>
           <w:p>
@@ -7373,7 +7373,7 @@
                 <w:sz w:val="15"/>
                 <w:szCs w:val="15"/>
               </w:rPr>
-              <w:t xml:space="preserve"> Image canchaya-qa-backend Building </w:t>
+              <w:t xml:space="preserve"> Image canchaya-qa-frontend Building </w:t>
             </w:r>
           </w:p>
           <w:p>
@@ -7386,7 +7386,7 @@
                 <w:sz w:val="15"/>
                 <w:szCs w:val="15"/>
               </w:rPr>
-              <w:t xml:space="preserve"> Image canchaya-qa-frontend Building </w:t>
+              <w:t xml:space="preserve"> Image canchaya-qa-backend Building </w:t>
             </w:r>
           </w:p>
           <w:p>
@@ -7399,7 +7399,7 @@
                 <w:sz w:val="15"/>
                 <w:szCs w:val="15"/>
               </w:rPr>
-              <w:t xml:space="preserve"> Image canchaya-qa-frontend Built </w:t>
+              <w:t xml:space="preserve"> Image canchaya-qa-backend Built </w:t>
             </w:r>
           </w:p>
           <w:p>
@@ -7412,7 +7412,7 @@
                 <w:sz w:val="15"/>
                 <w:szCs w:val="15"/>
               </w:rPr>
-              <w:t xml:space="preserve"> Image canchaya-qa-backend Built</w:t>
+              <w:t xml:space="preserve"> Image canchaya-qa-frontend Built</w:t>
             </w:r>
           </w:p>
         </w:tc>
@@ -8327,7 +8327,7 @@
                 <w:sz w:val="19"/>
                 <w:szCs w:val="19"/>
               </w:rPr>
-              <w:t xml:space="preserve">Todo el entorno queda sano en menos de 3 minutos → 27.0 s</w:t>
+              <w:t xml:space="preserve">Todo el entorno queda sano en menos de 3 minutos → 66.4 s</w:t>
             </w:r>
           </w:p>
         </w:tc>
@@ -8402,7 +8402,7 @@
                 <w:sz w:val="19"/>
                 <w:szCs w:val="19"/>
               </w:rPr>
-              <w:t xml:space="preserve">APROBADA  ·  duración 28.9 s  ·  14/10/26, 12:50:35 a. m. (hora de Colombia)</w:t>
+              <w:t xml:space="preserve">APROBADA  ·  duración 81.2 s  ·  28/10/26, 2:35:17 a. m. (hora de Colombia)</w:t>
             </w:r>
           </w:p>
         </w:tc>
@@ -8467,7 +8467,7 @@
                 <w:sz w:val="15"/>
                 <w:szCs w:val="15"/>
               </w:rPr>
-              <w:t xml:space="preserve">NAME                     IMAGE                  COMMAND                  SERVICE    CREATED          STATUS                    PORTS</w:t>
+              <w:t xml:space="preserve">NAME                     IMAGE                  COMMAND                  SERVICE    CREATED              STATUS                        PORTS</w:t>
             </w:r>
           </w:p>
           <w:p>
@@ -8480,7 +8480,7 @@
                 <w:sz w:val="15"/>
                 <w:szCs w:val="15"/>
               </w:rPr>
-              <w:t xml:space="preserve">canchaya-qa-backend-1    canchaya-qa-backend    "docker-entrypoint.s…"   backend    24 seconds ago   Up 13 seconds (healthy)   0.0.0.0:4300-&gt;4000/tcp, [::]:4300-&gt;4000/tcp</w:t>
+              <w:t xml:space="preserve">canchaya-qa-backend-1    canchaya-qa-backend    "docker-entrypoint.s…"   backend    About a minute ago   Up 31 seconds (healthy)       0.0.0.0:4300-&gt;4000/tcp, [::]:4300-&gt;4000/tcp</w:t>
             </w:r>
           </w:p>
           <w:p>
@@ -8493,7 +8493,7 @@
                 <w:sz w:val="15"/>
                 <w:szCs w:val="15"/>
               </w:rPr>
-              <w:t xml:space="preserve">canchaya-qa-db-1         postgres:16-alpine     "docker-entrypoint.s…"   db         28 seconds ago   Up 22 seconds (healthy)   5432/tcp</w:t>
+              <w:t xml:space="preserve">canchaya-qa-db-1         postgres:16-alpine     "docker-entrypoint.s…"   db         About a minute ago   Up About a minute (healthy)   5432/tcp</w:t>
             </w:r>
           </w:p>
           <w:p>
@@ -8506,7 +8506,7 @@
                 <w:sz w:val="15"/>
                 <w:szCs w:val="15"/>
               </w:rPr>
-              <w:t xml:space="preserve">canchaya-qa-frontend-1   canchaya-qa-frontend   "/docker-entrypoint.…"   frontend   23 seconds ago   Up 7 seconds (healthy)    0.0.0.0:8380-&gt;80/tcp, [::]:8380-&gt;80/tcp</w:t>
+              <w:t xml:space="preserve">canchaya-qa-frontend-1   canchaya-qa-frontend   "/docker-entrypoint.…"   frontend   About a minute ago   Up 20 seconds (healthy)       0.0.0.0:8380-&gt;80/tcp, [::]:8380-&gt;80/tcp</w:t>
             </w:r>
           </w:p>
         </w:tc>
@@ -9302,7 +9302,7 @@
                 <w:sz w:val="19"/>
                 <w:szCs w:val="19"/>
               </w:rPr>
-              <w:t xml:space="preserve">La base de datos inició antes (o al mismo tiempo) que el backend → db→backend 8312 ms</w:t>
+              <w:t xml:space="preserve">La base de datos inició antes (o al mismo tiempo) que el backend → db→backend 28628 ms</w:t>
             </w:r>
           </w:p>
           <w:p>
@@ -9326,7 +9326,7 @@
                 <w:sz w:val="19"/>
                 <w:szCs w:val="19"/>
               </w:rPr>
-              <w:t xml:space="preserve">El backend inició antes (o al mismo tiempo) que el frontend → backend→frontend 5863 ms</w:t>
+              <w:t xml:space="preserve">El backend inició antes (o al mismo tiempo) que el frontend → backend→frontend 11365 ms</w:t>
             </w:r>
           </w:p>
           <w:p>
@@ -9425,7 +9425,7 @@
                 <w:sz w:val="19"/>
                 <w:szCs w:val="19"/>
               </w:rPr>
-              <w:t xml:space="preserve">APROBADA  ·  duración 0.9 s  ·  14/10/26, 12:50:36 a. m. (hora de Colombia)</w:t>
+              <w:t xml:space="preserve">APROBADA  ·  duración 4.5 s  ·  28/10/26, 2:35:22 a. m. (hora de Colombia)</w:t>
             </w:r>
           </w:p>
         </w:tc>
@@ -10429,7 +10429,7 @@
                 <w:sz w:val="19"/>
                 <w:szCs w:val="19"/>
               </w:rPr>
-              <w:t xml:space="preserve">APROBADA  ·  duración 4.4 s  ·  14/10/26, 12:50:40 a. m. (hora de Colombia)</w:t>
+              <w:t xml:space="preserve">APROBADA  ·  duración 22.7 s  ·  28/10/26, 2:35:44 a. m. (hora de Colombia)</w:t>
             </w:r>
           </w:p>
         </w:tc>
@@ -11361,7 +11361,7 @@
                 <w:sz w:val="19"/>
                 <w:szCs w:val="19"/>
               </w:rPr>
-              <w:t xml:space="preserve">APROBADA  ·  duración 0.6 s  ·  14/10/26, 12:50:41 a. m. (hora de Colombia)</w:t>
+              <w:t xml:space="preserve">APROBADA  ·  duración 1.2 s  ·  28/10/26, 2:35:46 a. m. (hora de Colombia)</w:t>
             </w:r>
           </w:p>
         </w:tc>
@@ -12304,7 +12304,7 @@
                 <w:sz w:val="19"/>
                 <w:szCs w:val="19"/>
               </w:rPr>
-              <w:t xml:space="preserve">APROBADA  ·  duración 3.7 s  ·  14/10/26, 12:50:45 a. m. (hora de Colombia)</w:t>
+              <w:t xml:space="preserve">APROBADA  ·  duración 17.3 s  ·  28/10/26, 2:36:03 a. m. (hora de Colombia)</w:t>
             </w:r>
           </w:p>
         </w:tc>
@@ -13332,7 +13332,7 @@
                 <w:sz w:val="19"/>
                 <w:szCs w:val="19"/>
               </w:rPr>
-              <w:t xml:space="preserve">APROBADA  ·  duración 2.1 s  ·  14/10/26, 12:50:50 a. m. (hora de Colombia)</w:t>
+              <w:t xml:space="preserve">APROBADA  ·  duración 7.1 s  ·  28/10/26, 2:36:17 a. m. (hora de Colombia)</w:t>
             </w:r>
           </w:p>
         </w:tc>
@@ -14312,7 +14312,7 @@
                 <w:sz w:val="19"/>
                 <w:szCs w:val="19"/>
               </w:rPr>
-              <w:t xml:space="preserve">APROBADA  ·  duración 0.0 s  ·  14/10/26, 12:50:50 a. m. (hora de Colombia)</w:t>
+              <w:t xml:space="preserve">APROBADA  ·  duración 0.4 s  ·  28/10/26, 2:36:18 a. m. (hora de Colombia)</w:t>
             </w:r>
           </w:p>
         </w:tc>
@@ -15218,7 +15218,7 @@
                 <w:sz w:val="19"/>
                 <w:szCs w:val="19"/>
               </w:rPr>
-              <w:t xml:space="preserve">APROBADA  ·  duración 1.6 s  ·  14/10/26, 12:50:51 a. m. (hora de Colombia)</w:t>
+              <w:t xml:space="preserve">APROBADA  ·  duración 7.8 s  ·  28/10/26, 2:36:25 a. m. (hora de Colombia)</w:t>
             </w:r>
           </w:p>
         </w:tc>
@@ -16001,7 +16001,7 @@
                 <w:sz w:val="19"/>
                 <w:szCs w:val="19"/>
               </w:rPr>
-              <w:t xml:space="preserve">db-1: 41.01MiB de memoria, CPU 0.04%</w:t>
+              <w:t xml:space="preserve">db-1: 38.96MiB de memoria, CPU 7.29%</w:t>
             </w:r>
           </w:p>
           <w:p>
@@ -16025,7 +16025,7 @@
                 <w:sz w:val="19"/>
                 <w:szCs w:val="19"/>
               </w:rPr>
-              <w:t xml:space="preserve">backend-1: 30.07MiB de memoria, CPU 0.10%</w:t>
+              <w:t xml:space="preserve">backend-1: 28.6MiB de memoria, CPU 0.21%</w:t>
             </w:r>
           </w:p>
           <w:p>
@@ -16049,7 +16049,7 @@
                 <w:sz w:val="19"/>
                 <w:szCs w:val="19"/>
               </w:rPr>
-              <w:t xml:space="preserve">frontend-1: 5.578MiB de memoria, CPU 4.65%</w:t>
+              <w:t xml:space="preserve">frontend-1: 5.352MiB de memoria, CPU 0.00%</w:t>
             </w:r>
           </w:p>
         </w:tc>
@@ -16124,7 +16124,7 @@
                 <w:sz w:val="19"/>
                 <w:szCs w:val="19"/>
               </w:rPr>
-              <w:t xml:space="preserve">APROBADA  ·  duración 2.4 s  ·  14/10/26, 12:50:54 a. m. (hora de Colombia)</w:t>
+              <w:t xml:space="preserve">APROBADA  ·  duración 3.3 s  ·  28/10/26, 2:36:29 a. m. (hora de Colombia)</w:t>
             </w:r>
           </w:p>
         </w:tc>
@@ -16189,7 +16189,7 @@
                 <w:sz w:val="15"/>
                 <w:szCs w:val="15"/>
               </w:rPr>
-              <w:t xml:space="preserve">canchaya-qa-db-1|41.01MiB / 7.74GiB|0.04%</w:t>
+              <w:t xml:space="preserve">canchaya-qa-db-1|38.96MiB / 7.739GiB|7.29%</w:t>
             </w:r>
           </w:p>
           <w:p>
@@ -16202,7 +16202,7 @@
                 <w:sz w:val="15"/>
                 <w:szCs w:val="15"/>
               </w:rPr>
-              <w:t xml:space="preserve">canchaya-qa-backend-1|30.07MiB / 7.74GiB|0.10%</w:t>
+              <w:t xml:space="preserve">canchaya-qa-backend-1|28.6MiB / 7.739GiB|0.21%</w:t>
             </w:r>
           </w:p>
           <w:p>
@@ -16215,7 +16215,7 @@
                 <w:sz w:val="15"/>
                 <w:szCs w:val="15"/>
               </w:rPr>
-              <w:t xml:space="preserve">canchaya-qa-frontend-1|5.578MiB / 7.74GiB|4.65%</w:t>
+              <w:t xml:space="preserve">canchaya-qa-frontend-1|5.352MiB / 7.739GiB|0.00%</w:t>
             </w:r>
           </w:p>
         </w:tc>
@@ -17096,7 +17096,7 @@
                 <w:sz w:val="19"/>
                 <w:szCs w:val="19"/>
               </w:rPr>
-              <w:t xml:space="preserve">La API vuelve a ser alcanzable desde el equipo anfitrión → 0.5 s después de que Docker la marcó healthy</w:t>
+              <w:t xml:space="preserve">La API vuelve a ser alcanzable desde el equipo anfitrión → 0.7 s después de que Docker la marcó healthy</w:t>
             </w:r>
           </w:p>
           <w:p>
@@ -17243,7 +17243,7 @@
                 <w:sz w:val="19"/>
                 <w:szCs w:val="19"/>
               </w:rPr>
-              <w:t xml:space="preserve">APROBADA  ·  duración 23.7 s  ·  14/10/26, 1:04:22 a. m. (hora de Colombia)</w:t>
+              <w:t xml:space="preserve">APROBADA  ·  duración 43.7 s  ·  28/10/26, 3:04:35 a. m. (hora de Colombia)</w:t>
             </w:r>
           </w:p>
         </w:tc>
@@ -18039,7 +18039,7 @@
                 <w:sz w:val="19"/>
                 <w:szCs w:val="19"/>
               </w:rPr>
-              <w:t xml:space="preserve">El backend vuelve a responder /api/health → 4.8 s</w:t>
+              <w:t xml:space="preserve">El backend vuelve a responder /api/health → 12.1 s</w:t>
             </w:r>
           </w:p>
           <w:p>
@@ -18063,7 +18063,7 @@
                 <w:sz w:val="19"/>
                 <w:szCs w:val="19"/>
               </w:rPr>
-              <w:t xml:space="preserve">Se recupera en menos de 30 segundos → 4.8 s</w:t>
+              <w:t xml:space="preserve">Se recupera en menos de 30 segundos → 12.1 s</w:t>
             </w:r>
           </w:p>
           <w:p>
@@ -18162,7 +18162,7 @@
                 <w:sz w:val="19"/>
                 <w:szCs w:val="19"/>
               </w:rPr>
-              <w:t xml:space="preserve">APROBADA  ·  duración 9.3 s  ·  14/10/26, 1:04:31 a. m. (hora de Colombia)</w:t>
+              <w:t xml:space="preserve">APROBADA  ·  duración 18.3 s  ·  28/10/26, 3:04:53 a. m. (hora de Colombia)</w:t>
             </w:r>
           </w:p>
         </w:tc>
@@ -19165,7 +19165,7 @@
                 <w:sz w:val="19"/>
                 <w:szCs w:val="19"/>
               </w:rPr>
-              <w:t xml:space="preserve">APROBADA  ·  duración 21.3 s  ·  14/10/26, 1:04:52 a. m. (hora de Colombia)</w:t>
+              <w:t xml:space="preserve">APROBADA  ·  duración 51.6 s  ·  28/10/26, 3:05:44 a. m. (hora de Colombia)</w:t>
             </w:r>
           </w:p>
         </w:tc>
@@ -20009,7 +20009,7 @@
                 <w:sz w:val="19"/>
                 <w:szCs w:val="19"/>
               </w:rPr>
-              <w:t xml:space="preserve">El despliegue del pipeline (proyecto canchaya) sigue sano → Up 3 hours (healthy)</w:t>
+              <w:t xml:space="preserve">El despliegue del pipeline (proyecto canchaya) sigue sano → Up About an hour (healthy)</w:t>
             </w:r>
           </w:p>
         </w:tc>
@@ -20084,7 +20084,7 @@
                 <w:sz w:val="19"/>
                 <w:szCs w:val="19"/>
               </w:rPr>
-              <w:t xml:space="preserve">APROBADA  ·  duración 4.9 s  ·  14/10/26, 1:04:57 a. m. (hora de Colombia)</w:t>
+              <w:t xml:space="preserve">APROBADA  ·  duración 11.3 s  ·  28/10/26, 3:05:56 a. m. (hora de Colombia)</w:t>
             </w:r>
           </w:p>
         </w:tc>
@@ -22046,7 +22046,7 @@
                 <w:sz w:val="19"/>
                 <w:szCs w:val="19"/>
               </w:rPr>
-              <w:t xml:space="preserve">APROBADA  ·  duración 3.3 s  ·  14/10/26, 12:50:48 a. m. (hora de Colombia)</w:t>
+              <w:t xml:space="preserve">APROBADA  ·  duración 7.3 s  ·  28/10/26, 2:36:10 a. m. (hora de Colombia)</w:t>
             </w:r>
           </w:p>
         </w:tc>
@@ -23060,7 +23060,7 @@
                 <w:sz w:val="19"/>
                 <w:szCs w:val="19"/>
               </w:rPr>
-              <w:t xml:space="preserve">APROBADA  ·  duración 48.9 s  ·  14/10/26, 12:51:43 a. m. (hora de Colombia)</w:t>
+              <w:t xml:space="preserve">APROBADA  ·  duración 86.6 s  ·  28/10/26, 2:37:55 a. m. (hora de Colombia)</w:t>
             </w:r>
           </w:p>
         </w:tc>
@@ -23151,7 +23151,7 @@
                 <w:sz w:val="15"/>
                 <w:szCs w:val="15"/>
               </w:rPr>
-              <w:t xml:space="preserve">[OK]    100/100 conexiones simultáneas recibieron su temporizador (1188 ms)</w:t>
+              <w:t xml:space="preserve">[OK]    100/100 conexiones simultáneas recibieron su temporizador (7104 ms)</w:t>
             </w:r>
           </w:p>
           <w:p>
@@ -23177,7 +23177,7 @@
                 <w:sz w:val="15"/>
                 <w:szCs w:val="15"/>
               </w:rPr>
-              <w:t xml:space="preserve">[OK]    Aviso "franja A en proceso de reserva": 99/99 lo recibieron una vez (perdidos 0, duplicados 0, 428 ms)</w:t>
+              <w:t xml:space="preserve">[OK]    Aviso "franja A en proceso de reserva": 99/99 lo recibieron una vez (perdidos 0, duplicados 0, 304 ms)</w:t>
             </w:r>
           </w:p>
           <w:p>
@@ -23203,7 +23203,7 @@
                 <w:sz w:val="15"/>
                 <w:szCs w:val="15"/>
               </w:rPr>
-              <w:t xml:space="preserve">[OK]    Aviso "franja B en proceso de reserva": 99/99 lo recibieron una vez (perdidos 0, duplicados 0, 318 ms)</w:t>
+              <w:t xml:space="preserve">[OK]    Aviso "franja B en proceso de reserva": 99/99 lo recibieron una vez (perdidos 0, duplicados 0, 304 ms)</w:t>
             </w:r>
           </w:p>
           <w:p>
@@ -23242,7 +23242,7 @@
                 <w:sz w:val="15"/>
                 <w:szCs w:val="15"/>
               </w:rPr>
-              <w:t xml:space="preserve">[OK]    Aviso "franja B reservada": 99/99 lo recibieron una vez (perdidos 0, duplicados 0, 314 ms)</w:t>
+              <w:t xml:space="preserve">[OK]    Aviso "franja B reservada": 99/99 lo recibieron una vez (perdidos 0, duplicados 0, 311 ms)</w:t>
             </w:r>
           </w:p>
           <w:p>
@@ -23255,7 +23255,7 @@
                 <w:sz w:val="15"/>
                 <w:szCs w:val="15"/>
               </w:rPr>
-              <w:t xml:space="preserve">[OK]    Aviso "franja A liberada" al salir el usuario: 99/99 lo recibieron una vez (perdidos 0, duplicados 0, 10547 ms)</w:t>
+              <w:t xml:space="preserve">[OK]    Aviso "franja A liberada" al salir el usuario: 99/99 lo recibieron una vez (perdidos 0, duplicados 0, 10471 ms)</w:t>
             </w:r>
           </w:p>
           <w:p>
@@ -24414,7 +24414,7 @@
                 <w:sz w:val="19"/>
                 <w:szCs w:val="19"/>
               </w:rPr>
-              <w:t xml:space="preserve">APROBADA  ·  duración 0.3 s  ·  14/10/26, 1:45:31 a. m. (hora de Colombia)</w:t>
+              <w:t xml:space="preserve">APROBADA  ·  duración 0.2 s  ·  28/10/26, 2:37:56 a. m. (hora de Colombia)</w:t>
             </w:r>
           </w:p>
         </w:tc>
@@ -25467,7 +25467,7 @@
                 <w:sz w:val="19"/>
                 <w:szCs w:val="19"/>
               </w:rPr>
-              <w:t xml:space="preserve">APROBADA  ·  duración 2.1 s  ·  14/10/26, 12:51:46 a. m. (hora de Colombia)</w:t>
+              <w:t xml:space="preserve">APROBADA  ·  duración 4.8 s  ·  28/10/26, 2:38:00 a. m. (hora de Colombia)</w:t>
             </w:r>
           </w:p>
         </w:tc>
@@ -26348,7 +26348,7 @@
                 <w:sz w:val="19"/>
                 <w:szCs w:val="19"/>
               </w:rPr>
-              <w:t xml:space="preserve">OBSERVACIÓN  ·  duración 0.0 s  ·  14/10/26, 12:51:46 a. m. (hora de Colombia)</w:t>
+              <w:t xml:space="preserve">OBSERVACIÓN  ·  duración 0.0 s  ·  28/10/26, 2:38:00 a. m. (hora de Colombia)</w:t>
             </w:r>
           </w:p>
         </w:tc>
@@ -29644,7 +29644,7 @@
                 <w:sz w:val="19"/>
                 <w:szCs w:val="19"/>
               </w:rPr>
-              <w:t xml:space="preserve">APROBADA  ·  duración 8.2 s  ·  14/10/26, 12:51:54 a. m. (hora de Colombia)</w:t>
+              <w:t xml:space="preserve">APROBADA  ·  duración 15.6 s  ·  28/10/26, 2:38:16 a. m. (hora de Colombia)</w:t>
             </w:r>
           </w:p>
         </w:tc>
@@ -30635,7 +30635,7 @@
                 <w:sz w:val="19"/>
                 <w:szCs w:val="19"/>
               </w:rPr>
-              <w:t xml:space="preserve">APROBADA  ·  duración 12.6 s  ·  14/10/26, 12:52:06 a. m. (hora de Colombia)</w:t>
+              <w:t xml:space="preserve">APROBADA  ·  duración 58.2 s  ·  28/10/26, 2:39:14 a. m. (hora de Colombia)</w:t>
             </w:r>
           </w:p>
         </w:tc>
@@ -33221,7 +33221,7 @@
                 <w:sz w:val="19"/>
                 <w:szCs w:val="19"/>
               </w:rPr>
-              <w:t xml:space="preserve">APROBADA  ·  duración 0.0 s  ·  14/10/26, 1:45:31 a. m. (hora de Colombia)</w:t>
+              <w:t xml:space="preserve">APROBADA  ·  duración 0.0 s  ·  28/10/26, 2:39:14 a. m. (hora de Colombia)</w:t>
             </w:r>
           </w:p>
         </w:tc>
